--- a/결과물/출고_FR_20260929/혼공독해교재_공통영어2_YBM(박)_1과FurtherReading_01_해석지.docx
+++ b/결과물/출고_FR_20260929/혼공독해교재_공통영어2_YBM(박)_1과FurtherReading_01_해석지.docx
@@ -2839,7 +2839,7 @@
               <w:szCs w:val="15"/>
               <w:u w:val="none"/>
             </w:rPr>
-            <w:t xml:space="preserve"> 듣기만 하</w:t>
+            <w:t xml:space="preserve"> ~만 듣</w:t>
           </w:r>
           <w:r>
             <w:rPr>
@@ -3586,43 +3586,7 @@
               <w:sz w:val="20"/>
               <w:szCs w:val="20"/>
             </w:rPr>
-            <w:t xml:space="preserve">making collaboration</w:t>
-          </w:r>
-          <w:r>
-            <w:rPr>
-              <w:b/>
-              <w:bCs/>
-              <w:color w:val="C00000"/>
-              <w:sz w:val="20"/>
-              <w:szCs w:val="20"/>
-            </w:rPr>
-            <w:t xml:space="preserve">  /  </w:t>
-          </w:r>
-          <w:r>
-            <w:rPr>
-              <w:color w:val="000000"/>
-              <w:sz w:val="20"/>
-              <w:szCs w:val="20"/>
-            </w:rPr>
-            <w:t xml:space="preserve">on common issues</w:t>
-          </w:r>
-          <w:r>
-            <w:rPr>
-              <w:b/>
-              <w:bCs/>
-              <w:color w:val="C00000"/>
-              <w:sz w:val="20"/>
-              <w:szCs w:val="20"/>
-            </w:rPr>
-            <w:t xml:space="preserve">  /  </w:t>
-          </w:r>
-          <w:r>
-            <w:rPr>
-              <w:color w:val="000000"/>
-              <w:sz w:val="20"/>
-              <w:szCs w:val="20"/>
-            </w:rPr>
-            <w:t xml:space="preserve">challenging.</w:t>
+            <w:t xml:space="preserve">making collaboration on common issues challenging.</w:t>
           </w:r>
         </w:p>
         <w:p>
